--- a/Projekt Piadb.docx
+++ b/Projekt Piadb.docx
@@ -277,7 +277,13 @@
         <w:jc w:val="center"/>
       </w:pPr>
       <w:r>
-        <w:t>Zgodność wprowadzanych danych (np. format e-mail, numer dokumentu).</w:t>
+        <w:t xml:space="preserve">Zgodność wprowadzanych danych (np. format e-mail, numer </w:t>
+      </w:r>
+      <w:r>
+        <w:t>telefonu</w:t>
+      </w:r>
+      <w:r>
+        <w:t>).</w:t>
       </w:r>
     </w:p>
     <w:p>
@@ -351,7 +357,36 @@
         </w:numPr>
       </w:pPr>
       <w:r>
-        <w:t>Hotel może mieć więcej niż jednego managera</w:t>
+        <w:t>Jeśli została</w:t>
+      </w:r>
+      <w:r>
+        <w:t xml:space="preserve"> </w:t>
+      </w:r>
+      <w:r>
+        <w:t>anulowana</w:t>
+      </w:r>
+      <w:r>
+        <w:t xml:space="preserve"> </w:t>
+      </w:r>
+      <w:r>
+        <w:t>płatność</w:t>
+      </w:r>
+      <w:r>
+        <w:t xml:space="preserve">, status rezerwacji zmienia się na </w:t>
+      </w:r>
+      <w:r>
+        <w:t>„</w:t>
+      </w:r>
+      <w:proofErr w:type="spellStart"/>
+      <w:r>
+        <w:t>Canceled</w:t>
+      </w:r>
+      <w:proofErr w:type="spellEnd"/>
+      <w:r>
+        <w:t>”</w:t>
+      </w:r>
+      <w:r>
+        <w:t xml:space="preserve"> oraz jest możliwość ponownego zarezerwowania pokoju</w:t>
       </w:r>
     </w:p>
     <w:p>
@@ -363,24 +398,7 @@
         </w:numPr>
       </w:pPr>
       <w:r>
-        <w:t xml:space="preserve">Jeśli anulowana została </w:t>
-      </w:r>
-      <w:r>
-        <w:t>płatność</w:t>
-      </w:r>
-      <w:r>
-        <w:t xml:space="preserve">, status rezerwacji zmienia się na </w:t>
-      </w:r>
-      <w:r>
-        <w:t>„</w:t>
-      </w:r>
-      <w:proofErr w:type="spellStart"/>
-      <w:r>
-        <w:t>Canceled</w:t>
-      </w:r>
-      <w:proofErr w:type="spellEnd"/>
-      <w:r>
-        <w:t>”</w:t>
+        <w:t xml:space="preserve">Klienci rezerwujący pokój muszą być pełnoletni </w:t>
       </w:r>
     </w:p>
     <w:p>
@@ -392,19 +410,16 @@
         </w:numPr>
       </w:pPr>
       <w:r>
-        <w:t xml:space="preserve">Klienci rezerwujący pokój muszą być pełnoletni </w:t>
-      </w:r>
-    </w:p>
-    <w:p>
-      <w:pPr>
-        <w:pStyle w:val="Akapitzlist"/>
-        <w:numPr>
-          <w:ilvl w:val="0"/>
-          <w:numId w:val="2"/>
-        </w:numPr>
-      </w:pPr>
-      <w:r>
-        <w:t>Wprowadzone dane klientów, takie jak numer dokumentu tożsamości, muszą być zgodne z odpowiednim formatem.</w:t>
+        <w:t xml:space="preserve">Wprowadzone dane klientów, takie jak </w:t>
+      </w:r>
+      <w:r>
+        <w:t>płeć</w:t>
+      </w:r>
+      <w:r>
+        <w:t>, email</w:t>
+      </w:r>
+      <w:r>
+        <w:t>, muszą być zgodne z odpowiednim formatem.</w:t>
       </w:r>
     </w:p>
     <w:p>
@@ -499,23 +514,17 @@
           <w:lang w:eastAsia="pl-PL"/>
           <w14:ligatures w14:val="none"/>
         </w:rPr>
-        <w:t>: Procedura sprawdza poprawność e-maila oraz numeru telefonu przed wstawieniem danych klienta. Walidacja obejmuje:</w:t>
-      </w:r>
-    </w:p>
-    <w:p>
-      <w:pPr>
-        <w:numPr>
-          <w:ilvl w:val="1"/>
-          <w:numId w:val="2"/>
-        </w:numPr>
-        <w:spacing w:before="100" w:beforeAutospacing="1" w:after="100" w:afterAutospacing="1" w:line="240" w:lineRule="auto"/>
+        <w:t xml:space="preserve"> -</w:t>
+      </w:r>
+      <w:r>
         <w:rPr>
           <w:rFonts w:eastAsia="Times New Roman" w:cs="Times New Roman"/>
           <w:kern w:val="0"/>
           <w:lang w:eastAsia="pl-PL"/>
           <w14:ligatures w14:val="none"/>
         </w:rPr>
-      </w:pPr>
+        <w:t xml:space="preserve"> Procedura sprawdza poprawność e-maila</w:t>
+      </w:r>
       <w:r>
         <w:rPr>
           <w:rFonts w:eastAsia="Times New Roman" w:cs="Times New Roman"/>
@@ -523,6 +532,39 @@
           <w:lang w:eastAsia="pl-PL"/>
           <w14:ligatures w14:val="none"/>
         </w:rPr>
+        <w:t>, płci</w:t>
+      </w:r>
+      <w:r>
+        <w:rPr>
+          <w:rFonts w:eastAsia="Times New Roman" w:cs="Times New Roman"/>
+          <w:kern w:val="0"/>
+          <w:lang w:eastAsia="pl-PL"/>
+          <w14:ligatures w14:val="none"/>
+        </w:rPr>
+        <w:t xml:space="preserve"> oraz numeru telefonu przed wstawieniem danych klienta. Walidacja obejmuje:</w:t>
+      </w:r>
+    </w:p>
+    <w:p>
+      <w:pPr>
+        <w:numPr>
+          <w:ilvl w:val="1"/>
+          <w:numId w:val="2"/>
+        </w:numPr>
+        <w:spacing w:before="100" w:beforeAutospacing="1" w:after="100" w:afterAutospacing="1" w:line="240" w:lineRule="auto"/>
+        <w:rPr>
+          <w:rFonts w:eastAsia="Times New Roman" w:cs="Times New Roman"/>
+          <w:kern w:val="0"/>
+          <w:lang w:eastAsia="pl-PL"/>
+          <w14:ligatures w14:val="none"/>
+        </w:rPr>
+      </w:pPr>
+      <w:r>
+        <w:rPr>
+          <w:rFonts w:eastAsia="Times New Roman" w:cs="Times New Roman"/>
+          <w:kern w:val="0"/>
+          <w:lang w:eastAsia="pl-PL"/>
+          <w14:ligatures w14:val="none"/>
+        </w:rPr>
         <w:t xml:space="preserve">E-mail w formacie </w:t>
       </w:r>
       <w:r>
@@ -570,6 +612,70 @@
     </w:p>
     <w:p>
       <w:pPr>
+        <w:numPr>
+          <w:ilvl w:val="1"/>
+          <w:numId w:val="2"/>
+        </w:numPr>
+        <w:spacing w:before="100" w:beforeAutospacing="1" w:after="100" w:afterAutospacing="1" w:line="240" w:lineRule="auto"/>
+        <w:rPr>
+          <w:rFonts w:eastAsia="Times New Roman" w:cs="Times New Roman"/>
+          <w:kern w:val="0"/>
+          <w:lang w:eastAsia="pl-PL"/>
+          <w14:ligatures w14:val="none"/>
+        </w:rPr>
+      </w:pPr>
+      <w:r>
+        <w:rPr>
+          <w:rFonts w:eastAsia="Times New Roman" w:cs="Times New Roman"/>
+          <w:kern w:val="0"/>
+          <w:lang w:eastAsia="pl-PL"/>
+          <w14:ligatures w14:val="none"/>
+        </w:rPr>
+        <w:t>Płeć musi mieć nazwę: ‘Male’, ‘</w:t>
+      </w:r>
+      <w:proofErr w:type="spellStart"/>
+      <w:r>
+        <w:rPr>
+          <w:rFonts w:eastAsia="Times New Roman" w:cs="Times New Roman"/>
+          <w:kern w:val="0"/>
+          <w:lang w:eastAsia="pl-PL"/>
+          <w14:ligatures w14:val="none"/>
+        </w:rPr>
+        <w:t>Female</w:t>
+      </w:r>
+      <w:proofErr w:type="spellEnd"/>
+      <w:r>
+        <w:rPr>
+          <w:rFonts w:eastAsia="Times New Roman" w:cs="Times New Roman"/>
+          <w:kern w:val="0"/>
+          <w:lang w:eastAsia="pl-PL"/>
+          <w14:ligatures w14:val="none"/>
+        </w:rPr>
+        <w:t>’,’</w:t>
+      </w:r>
+      <w:proofErr w:type="spellStart"/>
+      <w:r>
+        <w:rPr>
+          <w:rFonts w:eastAsia="Times New Roman" w:cs="Times New Roman"/>
+          <w:kern w:val="0"/>
+          <w:lang w:eastAsia="pl-PL"/>
+          <w14:ligatures w14:val="none"/>
+        </w:rPr>
+        <w:t>Other</w:t>
+      </w:r>
+      <w:proofErr w:type="spellEnd"/>
+      <w:r>
+        <w:rPr>
+          <w:rFonts w:eastAsia="Times New Roman" w:cs="Times New Roman"/>
+          <w:kern w:val="0"/>
+          <w:lang w:eastAsia="pl-PL"/>
+          <w14:ligatures w14:val="none"/>
+        </w:rPr>
+        <w:t>’</w:t>
+      </w:r>
+    </w:p>
+    <w:p>
+      <w:pPr>
         <w:pStyle w:val="Akapitzlist"/>
         <w:numPr>
           <w:ilvl w:val="0"/>
@@ -799,6 +905,10 @@
       <w:pPr>
         <w:pStyle w:val="Akapitzlist"/>
         <w:ind w:left="2846" w:firstLine="694"/>
+        <w:rPr>
+          <w:b/>
+          <w:bCs/>
+        </w:rPr>
       </w:pPr>
       <w:r>
         <w:rPr>
@@ -807,11 +917,18 @@
         </w:rPr>
         <w:t xml:space="preserve">     </w:t>
       </w:r>
-      <w:r>
-        <w:rPr>
-          <w:b/>
-          <w:bCs/>
-        </w:rPr>
+    </w:p>
+    <w:p>
+      <w:pPr>
+        <w:pStyle w:val="Akapitzlist"/>
+        <w:ind w:left="2846" w:firstLine="694"/>
+      </w:pPr>
+      <w:r>
+        <w:rPr>
+          <w:b/>
+          <w:bCs/>
+        </w:rPr>
+        <w:lastRenderedPageBreak/>
         <w:t>Przykładowe zapytania</w:t>
       </w:r>
     </w:p>
@@ -825,7 +942,6 @@
         <w:jc w:val="center"/>
       </w:pPr>
       <w:r>
-        <w:lastRenderedPageBreak/>
         <w:t>Wyświetlenie dostępnych pokoi w danym terminie.</w:t>
       </w:r>
     </w:p>
@@ -1159,7 +1275,6 @@
           <w:b/>
           <w:bCs/>
         </w:rPr>
-        <w:lastRenderedPageBreak/>
         <w:t>Największe wyzwania</w:t>
       </w:r>
     </w:p>
@@ -1422,11 +1537,11 @@
         <w:jc w:val="center"/>
       </w:pPr>
       <w:r>
-        <w:t xml:space="preserve">Projekt bazy danych został zrealizowany z uwzględnieniem podstawowych zasad normalizacji do trzeciej postaci normalnej (3NF). Stworzona struktura obejmuje kluczowe tabele, takie jak hotele, pokoje, klienci, rezerwacje, wydarzenia oraz płatności, co zapewnia spójność i minimalizuje redundancję danych. Wdrożono również </w:t>
+        <w:t xml:space="preserve">Projekt bazy danych został zrealizowany z uwzględnieniem podstawowych zasad normalizacji do trzeciej postaci normalnej (3NF). Stworzona struktura obejmuje </w:t>
       </w:r>
       <w:r>
         <w:lastRenderedPageBreak/>
-        <w:t xml:space="preserve">mechanizmy zabezpieczeń, w tym role użytkowników z odpowiednimi </w:t>
+        <w:t xml:space="preserve">kluczowe tabele, takie jak hotele, pokoje, klienci, rezerwacje, wydarzenia oraz płatności, co zapewnia spójność i minimalizuje redundancję danych. Wdrożono również mechanizmy zabezpieczeń, w tym role użytkowników z odpowiednimi </w:t>
       </w:r>
       <w:r>
         <w:t>uprawnieniami</w:t>
